--- a/por/docx/44.content.docx
+++ b/por/docx/44.content.docx
@@ -136,13 +136,6 @@
         <w:rPr>
           <w:lang w:val="pt_PT" w:bidi="pt_PT"/>
         </w:rPr>
-      </w:r>
-      <w:r>
-        <w:rPr>
-          <w:i/>
-          <w:lang w:val="pt_PT" w:bidi="pt_PT"/>
-        </w:rPr>
-        <w:t>Atos 1.1, Atos 1.3, Atos 1.4, Atos 1.5, Atos 1.7, Atos 1.8, Atos 1.8 (#2), Atos 1.9, Atos 1.11, Atos 1.14, Atos 1.16, Atos 1.18, Atos 1.20, Atos 1.21–22, Atos 1.24–26, Atos 1.26, Atos 2.1, Atos 2.4, Atos 2.5, Atos 2.6, Atos 2.11, Atos 2.13–15, Atos 2.16–20, Atos 2.21, Atos 2.22, Atos 2.23, Atos 2.25–27, Atos 2.30, Atos 2.31, Atos 2.32, Atos 2.36, Atos 2.37, Atos 2.38, Atos 2.39, Atos 2.41, Atos 2.42, Atos 2.44–45, Atos 2.46, Atos 2.47, Atos 3.2, Atos 3.6, Atos 3.7, Atos 3.8, Atos 3.10, Atos 3.15, Atos 3.16, Atos 3.19, Atos 3.21, Atos 3.22, Atos 3.23, Atos 3.25, Atos 3.26, Atos 4.2, Atos 4.3, Atos 4.4, Atos 4.10, Atos 4.12, Atos 4.14, Atos 4.18, Atos 4.20, Atos 4.29–30, Atos 4.31, Atos 4.32, Atos 4.34–35, Atos 4.36, Atos 5.1–2, Atos 5.3–4, Atos 5.5, Atos 5.10, Atos 5.11, Atos 5.15–16, Atos 5.17–18, Atos 5.19, Atos 5.23, Atos 5.26, Atos 5.29, Atos 5.30, Atos 5.33, Atos 5.38–39, Atos 5.39, Atos 5.40, Atos 5.41, Atos 5.42, Atos 6.1, Atos 6.3, Atos 6.3 (#2), Atos 6.4, Atos 6.6, Atos 6.7, Atos 6.10, Atos 6.14, Atos 6.15, Atos 7.2, Atos 7.5, Atos 7.5 (#2), Atos 7.6, Atos 7.8, Atos 7.9, Atos 7.10, Atos 7.12–13, Atos 7.14, Atos 7.17, Atos 7.19, Atos 7.21, Atos 7.22, Atos 7.24, Atos 7.29, Atos 7.30, Atos 7.34, Atos 7.36, Atos 7.37, Atos 7.41, Atos 7.42, Atos 7.43, Atos 7.44–45, Atos 7.45, Atos 7.46, Atos 7.47, Atos 7.49, Atos 7.51, Atos 7.52, Atos 7.54, Atos 7.55–56, Atos 7.57–58, Atos 7.58, Atos 7.60, Atos 8.1, Atos 8.1 (#2), Atos 8.1 (#3), Atos 8.6, Atos 8.9–11, Atos 8.13, Atos 8.17, Atos 8.18–19, Atos 8.23, Atos 8.26, Atos 8.27–28, Atos 8.30, Atos 8.31, Atos 8.32, Atos 8.34, Atos 8.35, Atos 8.38, Atos 8.39, Atos 8.39 (#2), Atos 9.1–2, Atos 9.3, Atos 9.4, Atos 9.5, Atos 9.8, Atos 9.8–9, Atos 9.11–12, Atos 9.13–14, Atos 9.15, Atos 9.16, Atos 9.18–19, Atos 9.20, Atos 9.25, Atos 9.26, Atos 9.27, Atos 9.28, Atos 9.31, Atos 9.33–35, Atos 9.40, Atos 10.1–2, Atos 10.4, Atos 10.5, Atos 10.11–12, Atos 10.13, Atos 10.14, Atos 10.15, Atos 10.20, Atos 10.22, Atos 10.26, Atos 10.28, Atos 10.35, Atos 10.38, Atos 10.40–41, Atos 10.42, Atos 10.43, Atos 10.44, Atos 10.45, Atos 10.46, Atos 10.48, Atos 11.1, Atos 11.2–3, Atos 11.15, Atos 11.18, Atos 11.19, Atos 11.20–21, Atos 11.22–23, Atos 11.26, Atos 11.26 (#2), Atos 11.28, Atos 11.29–30, Atos 12.2, Atos 12.3–4, Atos 12.5, Atos 12.8–10, Atos 12.13–14, Atos 12.15, Atos 12.17, Atos 12.19, Atos 12.22, Atos 12.23, Atos 12.24, Atos 12.25, Atos 13.2, Atos 13.2 (#2), Atos 13.3, Atos 13.5, Atos 13.6–7, Atos 13.7, Atos 13.9, Atos 13.11, Atos 13.12, Atos 13.13, Atos 13.15, Atos 13.17, Atos 13.23, Atos 13.24–25, Atos 13.27, Atos 13.31, Atos 13.33, Atos 13.35, Atos 13.38, Atos 13.40–41, Atos 13.44, Atos 13.45, Atos 13.46, Atos 13.48, Atos 13.48 (#2), Atos 13.50, Atos 13.51, Atos 14.1–2, Atos 14.3, Atos 14.5–7, Atos 14.8–10, Atos 14.11–13, Atos 14.14–15, Atos 14.17, Atos 14.18, Atos 14.19, Atos 14.20, Atos 14.22, Atos 14.23, Atos 14.27, Atos 15.1, Atos 15.2, Atos 15.3, Atos 15.5, Atos 15.8–9, Atos 15.11, Atos 15.12, Atos 15.16–17, Atos 15.20, Atos 15.28, Atos 15.31, Atos 15.35, Atos 15.36, Atos 15.39, Atos 16.3, Atos 16.4, Atos 16.9, Atos 16.13, Atos 16.14, Atos 16.15, Atos 16.16, Atos 16.17–18, Atos 16.21, Atos 16.22–24, Atos 16.25, Atos 16.26, Atos 16.30, Atos 16.31, Atos 16.33, Atos 16.37–38, Atos 16.40, Atos 17.1–2, Atos 17.3, Atos 17.7, Atos 17.10, Atos 17.11, Atos 17.13–14, Atos 17.17, Atos 17.19–20, Atos 17.23, Atos 17.25, Atos 17.26, Atos 17.27, Atos 17.29, Atos 17.30, Atos 17.31, Atos 17.31 (#2), Atos 17.32, Atos 17.34, Atos 18.3, Atos 18.5, Atos 18.6, Atos 18.9–10, Atos 18.12–13, Atos 18.15, Atos 18.18–19, Atos 18.22, Atos 18.25, Atos 18.26, Atos 18.28, Atos 19.2, Atos 19.4, Atos 19.4 (#2), Atos 19.5, Atos 19.6, Atos 19.9, Atos 19.12, Atos 19.16, Atos 19.19, Atos 19.21, Atos 19.26, Atos 19.28–29, Atos 19.30–31, Atos 19.38, Atos 19.40, Atos 20.3, Atos 20.7, Atos 20.9–10, Atos 20.16, Atos 20.18–21, Atos 20.23, Atos 20.24, Atos 20.26–27, Atos 20.28, Atos 20.30, Atos 20.32, Atos 20.34–35, Atos 20.38, Atos 21.4, Atos 21.9, Atos 21.11, Atos 21.13, Atos 21.18, Atos 21.21, Atos 21.24, Atos 21.25, Atos 21.28, Atos 21.30–31, Atos 21.33, Atos 21.36, Atos 21.39, Atos 21.40, Atos 22.2, Atos 22.3, Atos 22.4, Atos 22.7, Atos 22.8, Atos 22.11, Atos 22.12–13, Atos 22.16, Atos 22.18, Atos 22.21, Atos 22.23, Atos 22.25, Atos 22.28, Atos 22.30, Atos 23.1–2, Atos 23.6, Atos 23.7–8, Atos 23.10, Atos 23.11, Atos 23.12–13, Atos 23.14–15, Atos 23.16, Atos 23.23–24, Atos 23.29, Atos 23.35, Atos 23.35 (#2), Atos 24.5, Atos 24.5–6, Atos 24.12, Atos 24.14, Atos 24.15, Atos 24.17, Atos 24.18, Atos 24.22, Atos 24.22 (#2), Atos 24.24–25, Atos 24.25, Atos 24.27, Atos 25.3, Atos 25.4–5, Atos 25.9, Atos 25.9 (#2), Atos 25.10, Atos 25.12, Atos 25.16, Atos 25.19, Atos 25.26, Atos 25.27, Atos 26.3, Atos 26.5, Atos 26.6–8, Atos 26.9–11, Atos 26.13, Atos 26.14, Atos 26.15, Atos 26.16–17, Atos 26.18, Atos 26.20, Atos 26.22–23, Atos 26.24–25, Atos 26.28–29, Atos 26.31–32, Atos 27.3, Atos 27.7–8, Atos 27.10–11, Atos 27.14, Atos 27.20, Atos 27.23–24, Atos 27.27, Atos 27.30, Atos 27.31, Atos 27.33, Atos 27.39–41, Atos 27.42, Atos 27.43, Atos 27.44, Atos 28.2, Atos 28.4, Atos 28.6, Atos 28.8–9, Atos 28.11, Atos 28.15, Atos 28.16, Atos 28.20, Atos 28.22, Atos 28.23, Atos 28.24, Atos 28.26, Atos 28.28, Atos 28.31, Atos 28.31 (#2)</w:t>
       </w:r>
       <w:r>
         <w:rPr>

--- a/por/docx/44.content.docx
+++ b/por/docx/44.content.docx
@@ -123,19 +123,6 @@
           <w:lang w:val="pt_PT" w:bidi="pt_PT"/>
         </w:rPr>
         <w:t>ACT</w:t>
-      </w:r>
-      <w:r>
-        <w:rPr>
-          <w:lang w:val="pt_PT" w:bidi="pt_PT"/>
-        </w:rPr>
-      </w:r>
-    </w:p>
-    <w:p>
-      <w:pPr/>
-      <w:r>
-        <w:rPr>
-          <w:lang w:val="pt_PT" w:bidi="pt_PT"/>
-        </w:rPr>
       </w:r>
       <w:r>
         <w:rPr>

--- a/por/docx/44.content.docx
+++ b/por/docx/44.content.docx
@@ -19,7 +19,7 @@
         <w:rPr>
           <w:lang w:val="pt_PT" w:bidi="pt_PT"/>
         </w:rPr>
-        <w:t>Resource: Perguntas de Tradução (unfoldingWord)</w:t>
+        <w:t>Resource: unfoldingWord® Translation Questions</w:t>
       </w:r>
       <w:r>
         <w:rPr>
@@ -85,7 +85,7 @@
         <w:rPr>
           <w:lang w:val="pt_PT" w:bidi="pt_PT"/>
         </w:rPr>
-        <w:t>Perguntas de Tradução (unfoldingWord)</w:t>
+        <w:t>unfoldingWord® Translation Questions</w:t>
       </w:r>
     </w:p>
     <w:p>
